--- a/res/programmes/Securite-des-reseaux-51h.docx
+++ b/res/programmes/Securite-des-reseaux-51h.docx
@@ -198,7 +198,7 @@
         <w:pStyle w:val="ProgBody"/>
       </w:pPr>
       <w:r>
-        <w:t>Ce programme apprend aux ingénieurs réseau à sécuriser le réseau lui-même. Les participants durcissent l’accès et l’administration des équipements, centralisent l’authentification avec AAA, filtrent le trafic avec des ACL, puis déploient des pare-feu à états, par zones et de nouvelle génération, avec un TP indépendant des éditeurs sur pfSense ou OPNsense, et la prévention d’intrusion. Ils sécurisent les terminaux et le niveau 2, appliquent la cryptographie, construisent des VPN site à site et d’accès distant dont WireGuard, les comparent à l’accès réseau zero trust, et testent leurs défenses. Chaque chapitre se termine par un TP, et le programme s’achève par un projet final où chaque équipe sécurise et valide le réseau d’un site distant.</w:t>
+        <w:t>Ce programme apprend aux ingénieurs réseau à sécuriser le réseau lui-même. Les participants durcissent l’accès et l’administration des équipements, centralisent l’authentification avec AAA, filtrent le trafic avec des ACL, puis déploient des pare-feu à états, par zones et de nouvelle génération, avec un TP indépendant des éditeurs sur pfSense ou OPNsense, et la prévention d’intrusion. Ils sécurisent les terminaux et le niveau 2, appliquent la cryptographie, construisent des VPN site à site et d’accès distant dont WireGuard, les comparent à l’accès réseau zero trust, et testent leurs défenses. Chaque chapitre se termine par un TP, et le programme s’achève par un projet final où chaque équipe sécurise et valide le réseau d’une agence.</w:t>
       </w:r>
     </w:p>
     <w:p>
@@ -553,7 +553,7 @@
               <w:keepNext/>
             </w:pPr>
             <w:r>
-              <w:t>Le réseau sécurisé d’un site distant, validé par des tests</w:t>
+              <w:t>Le réseau sécurisé d’une agence, validé par des tests</w:t>
             </w:r>
           </w:p>
         </w:tc>
@@ -852,7 +852,7 @@
               <w:pStyle w:val="ProgTableText"/>
             </w:pPr>
             <w:r>
-              <w:t>En local : un portable par participant (16 Go de RAM) avec Cisco Packet Tracer, pfSense ou OPNsense et des machines virtuelles Linux préparées par le formateur ; réseau de TP isolé ; ni compte cloud ni coût</w:t>
+              <w:t>En local : un portable par participant (16 Go de RAM) avec Cisco Packet Tracer (gratuit avec le compte Cisco Networking Academy de chaque participant) et des VM pfSense ou OPNsense et Linux préparées par le formateur ; réseau de TP isolé ; ni compte cloud ni coût</w:t>
             </w:r>
           </w:p>
         </w:tc>
@@ -937,7 +937,7 @@
         <w:pStyle w:val="ProgIntro"/>
       </w:pPr>
       <w:r>
-        <w:t>Les participants identifient ce qu’il faut protéger dans un réseau, sécurisent l’accès administrateur et les protocoles d’administration, centralisent l’authentification avec RADIUS et TACACS+, et conçoivent et appliquent des listes de contrôle d’accès. TP validé : des routeurs administrés uniquement en SSH avec AAA via un serveur, qui envoient des journaux syslog synchronisés par NTP, et des ACL qui appliquent la politique de sécurité.</w:t>
+        <w:t>Les participants identifient ce qu’il faut protéger dans un réseau, sécurisent l’accès administrateur et les protocoles d’administration, centralisent l’authentification avec RADIUS et TACACS+, et conçoivent et appliquent des listes de contrôle d’accès. TP validé : des routeurs administrés uniquement en SSH avec AAA via un serveur, qui envoient des journaux horodatés par NTP à un serveur syslog, et des ACL qui appliquent la politique de sécurité.</w:t>
       </w:r>
     </w:p>
     <w:tbl>
@@ -1315,7 +1315,7 @@
         <w:pStyle w:val="ProgIntro"/>
       </w:pPr>
       <w:r>
-        <w:t>Les participants construisent des pare-feu à états et à politique par zones, voient ce qu’apportent les pare-feu de nouvelle génération, avec contrôle applicatif, filtrage d’URL, inspection TLS et concepts de Cisco Secure Firewall, puis déploient un pare-feu indépendant des éditeurs sur pfSense ou OPNsense avec NAT, VLAN, VPN et Suricata, et règlent les signatures de prévention d’intrusion. TP validé : un pare-feu pfSense ou OPNsense qui segmente trois VLAN et bloque une attaque de test avec Suricata.</w:t>
+        <w:t>Les participants construisent des pare-feu à états et à politique par zones, voient ce qu’apportent les pare-feu de nouvelle génération, avec contrôle applicatif, filtrage d’URL, inspection TLS et concepts de Cisco Secure Firewall, étudient les technologies et signatures IPS, puis déploient un pare-feu indépendant des éditeurs sur pfSense ou OPNsense avec NAT, VLAN et Suricata. TP validé : un pare-feu pfSense ou OPNsense qui segmente trois VLAN et bloque une attaque de test avec Suricata.</w:t>
       </w:r>
     </w:p>
     <w:tbl>
@@ -1558,73 +1558,6 @@
               <w:pStyle w:val="ProgTableStrong"/>
             </w:pPr>
             <w:r>
-              <w:t>TP pfSense ou OPNsense</w:t>
-            </w:r>
-          </w:p>
-        </w:tc>
-        <w:tc>
-          <w:tcPr>
-            <w:tcW w:type="dxa" w:w="4876"/>
-          </w:tcPr>
-          <w:p>
-            <w:pPr>
-              <w:pStyle w:val="ProgTableText"/>
-            </w:pPr>
-            <w:r>
-              <w:t>Règles, NAT, VLAN, IPS avec Suricata, VPN</w:t>
-            </w:r>
-          </w:p>
-        </w:tc>
-        <w:tc>
-          <w:tcPr>
-            <w:tcW w:type="dxa" w:w="1134"/>
-          </w:tcPr>
-          <w:p>
-            <w:pPr>
-              <w:pStyle w:val="ProgTableMuted"/>
-            </w:pPr>
-            <w:r>
-              <w:t>TP</w:t>
-            </w:r>
-          </w:p>
-        </w:tc>
-        <w:tc>
-          <w:tcPr>
-            <w:tcW w:type="dxa" w:w="850"/>
-          </w:tcPr>
-          <w:p>
-            <w:pPr>
-              <w:pStyle w:val="ProgTableHours"/>
-            </w:pPr>
-            <w:r>
-              <w:t>3 h</w:t>
-            </w:r>
-          </w:p>
-        </w:tc>
-      </w:tr>
-      <w:tr>
-        <w:tc>
-          <w:tcPr>
-            <w:tcW w:type="dxa" w:w="567"/>
-          </w:tcPr>
-          <w:p>
-            <w:pPr>
-              <w:pStyle w:val="ProgTableId"/>
-            </w:pPr>
-            <w:r>
-              <w:t>2.4</w:t>
-            </w:r>
-          </w:p>
-        </w:tc>
-        <w:tc>
-          <w:tcPr>
-            <w:tcW w:type="dxa" w:w="2211"/>
-          </w:tcPr>
-          <w:p>
-            <w:pPr>
-              <w:pStyle w:val="ProgTableStrong"/>
-            </w:pPr>
-            <w:r>
               <w:t>IPS</w:t>
             </w:r>
           </w:p>
@@ -1669,6 +1602,73 @@
           </w:p>
         </w:tc>
       </w:tr>
+      <w:tr>
+        <w:tc>
+          <w:tcPr>
+            <w:tcW w:type="dxa" w:w="567"/>
+          </w:tcPr>
+          <w:p>
+            <w:pPr>
+              <w:pStyle w:val="ProgTableId"/>
+            </w:pPr>
+            <w:r>
+              <w:t>2.4</w:t>
+            </w:r>
+          </w:p>
+        </w:tc>
+        <w:tc>
+          <w:tcPr>
+            <w:tcW w:type="dxa" w:w="2211"/>
+          </w:tcPr>
+          <w:p>
+            <w:pPr>
+              <w:pStyle w:val="ProgTableStrong"/>
+            </w:pPr>
+            <w:r>
+              <w:t>TP pfSense ou OPNsense</w:t>
+            </w:r>
+          </w:p>
+        </w:tc>
+        <w:tc>
+          <w:tcPr>
+            <w:tcW w:type="dxa" w:w="4876"/>
+          </w:tcPr>
+          <w:p>
+            <w:pPr>
+              <w:pStyle w:val="ProgTableText"/>
+            </w:pPr>
+            <w:r>
+              <w:t>Règles, NAT, VLAN, IPS avec Suricata</w:t>
+            </w:r>
+          </w:p>
+        </w:tc>
+        <w:tc>
+          <w:tcPr>
+            <w:tcW w:type="dxa" w:w="1134"/>
+          </w:tcPr>
+          <w:p>
+            <w:pPr>
+              <w:pStyle w:val="ProgTableMuted"/>
+            </w:pPr>
+            <w:r>
+              <w:t>TP</w:t>
+            </w:r>
+          </w:p>
+        </w:tc>
+        <w:tc>
+          <w:tcPr>
+            <w:tcW w:type="dxa" w:w="850"/>
+          </w:tcPr>
+          <w:p>
+            <w:pPr>
+              <w:pStyle w:val="ProgTableHours"/>
+            </w:pPr>
+            <w:r>
+              <w:t>3 h</w:t>
+            </w:r>
+          </w:p>
+        </w:tc>
+      </w:tr>
     </w:tbl>
     <w:p>
       <w:pPr>
@@ -1693,7 +1693,7 @@
         <w:pStyle w:val="ProgIntro"/>
       </w:pPr>
       <w:r>
-        <w:t>Les participants protègent les terminaux et le réseau commuté contre les attaques de niveau 2, puis appliquent la cryptographie sur laquelle reposent les VPN et les protocoles d’administration : empreintes, signatures et certificats. TP validé : un commutateur qui arrête l’inondation MAC, l’usurpation DHCP et l’usurpation ARP, et un certificat émis par l’autorité de certification du TP.</w:t>
+        <w:t>Les participants protègent les terminaux et le réseau commuté contre les attaques de niveau 2, puis appliquent la cryptographie sur laquelle reposent les VPN et les protocoles d’administration : empreintes, signatures et certificats. TP validé : un commutateur configuré avec port security, DHCP snooping et inspection ARP dynamique, vérifié par des commandes show, et un certificat émis par l’autorité de certification du TP.</w:t>
       </w:r>
     </w:p>
     <w:tbl>
@@ -1937,7 +1937,7 @@
         <w:pStyle w:val="ProgIntro"/>
       </w:pPr>
       <w:r>
-        <w:t>Les participants relient des sites par des VPN IPsec, donnent un accès distant aux utilisateurs avec IPsec, VPN SSL et WireGuard, les comparent à l’accès réseau zero trust, puis testent les défenses du réseau avec les outils usuels. TP validé : deux sites reliés par un VPN IPsec, un utilisateur distant connecté en WireGuard, et un rapport de balayage qui confirme que seuls les services prévus sont exposés.</w:t>
+        <w:t>Les participants relient des sites par des VPN IPsec, donnent un accès distant aux utilisateurs avec IPsec, VPN SSL et WireGuard, les comparent à l’accès réseau zero trust, puis testent les défenses du réseau avec Nmap. TP validé : deux sites reliés par un VPN IPsec, un utilisateur distant connecté en WireGuard, et un rapport de balayage qui confirme que seuls les services prévus sont exposés.</w:t>
       </w:r>
     </w:p>
     <w:tbl>
@@ -2315,7 +2315,7 @@
         <w:pStyle w:val="ProgIntro"/>
       </w:pPr>
       <w:r>
-        <w:t>Par équipes de deux ou trois, les participants sécurisent le réseau d’un site distant à partir d’un cahier des charges écrit, en réutilisant les TP de phase, puis prouvent leur travail par des tests de validation devant le groupe.</w:t>
+        <w:t>Par équipes de deux ou trois, les participants sécurisent le réseau d’une agence à partir d’un cahier des charges écrit, en réutilisant les TP de phase, puis prouvent leur travail par des tests de validation devant le groupe.</w:t>
       </w:r>
     </w:p>
     <w:tbl>
@@ -2504,7 +2504,7 @@
               <w:pStyle w:val="ProgTableText"/>
             </w:pPr>
             <w:r>
-              <w:t>VPN IPsec site à site vers le siège, plan et résultats des tests de validation</w:t>
+              <w:t>VPN IPsec site à site vers le siège ; tests de validation (commandes show et simulation dans Packet Tracer, Nmap sur le segment pfSense ou OPNsense)</w:t>
             </w:r>
           </w:p>
         </w:tc>
@@ -2621,7 +2621,7 @@
         <w:pStyle w:val="ProgBoxTitle"/>
       </w:pPr>
       <w:r>
-        <w:t>Sécuriser le réseau d’un site distant</w:t>
+        <w:t>Sécuriser le réseau d’une agence</w:t>
       </w:r>
     </w:p>
     <w:p>
@@ -2629,7 +2629,7 @@
         <w:pStyle w:val="ProgBoxText"/>
       </w:pPr>
       <w:r>
-        <w:t>Le réseau d’un site distant sécurisé de bout en bout : AAA pour l’accès aux équipements, ACL, pare-feu par zones ou pfSense avec IPS, protections de niveau 2 et VPN IPsec site à site vers le siège, chaque contrôle étant prouvé par un test de validation.</w:t>
+        <w:t>Le réseau d’une agence sécurisé de bout en bout : AAA pour l’accès aux équipements, ACL, pare-feu par zones ou pfSense avec IPS, protections de niveau 2 et VPN IPsec site à site vers le siège, chaque contrôle étant prouvé par un test de validation.</w:t>
       </w:r>
     </w:p>
     <w:p>

--- a/res/programmes/Securite-des-reseaux-51h.docx
+++ b/res/programmes/Securite-des-reseaux-51h.docx
@@ -32,7 +32,13 @@
                     <pic:cNvPicPr/>
                   </pic:nvPicPr>
                   <pic:blipFill>
-                    <a:blip r:embed="rId12"/>
+                    <a:blip r:embed="rId12">
+                      <a:extLst>
+                        <a:ext uri="{96DAC541-7B7A-43D3-8B79-37D633B846F1}">
+                          <asvg:svgBlip xmlns:asvg="http://schemas.microsoft.com/office/drawing/2016/SVG/main" r:embed="rId13"/>
+                        </a:ext>
+                      </a:extLst>
+                    </a:blip>
                     <a:stretch>
                       <a:fillRect/>
                     </a:stretch>
@@ -118,7 +124,7 @@
             <w:r>
               <w:drawing>
                 <wp:inline xmlns:a="http://schemas.openxmlformats.org/drawingml/2006/main" xmlns:pic="http://schemas.openxmlformats.org/drawingml/2006/picture">
-                  <wp:extent cx="516649" cy="486000"/>
+                  <wp:extent cx="516563" cy="486000"/>
                   <wp:docPr id="901" name="Picture 901"/>
                   <wp:cNvGraphicFramePr>
                     <a:graphicFrameLocks noChangeAspect="1"/>
@@ -131,7 +137,13 @@
                           <pic:cNvPicPr/>
                         </pic:nvPicPr>
                         <pic:blipFill>
-                          <a:blip r:embed="rId13"/>
+                          <a:blip r:embed="rId14">
+                            <a:extLst>
+                              <a:ext uri="{96DAC541-7B7A-43D3-8B79-37D633B846F1}">
+                                <asvg:svgBlip xmlns:asvg="http://schemas.microsoft.com/office/drawing/2016/SVG/main" r:embed="rId15"/>
+                              </a:ext>
+                            </a:extLst>
+                          </a:blip>
                           <a:stretch>
                             <a:fillRect/>
                           </a:stretch>
@@ -139,7 +151,7 @@
                         <pic:spPr>
                           <a:xfrm>
                             <a:off x="0" y="0"/>
-                            <a:ext cx="516649" cy="486000"/>
+                            <a:ext cx="516563" cy="486000"/>
                           </a:xfrm>
                           <a:prstGeom prst="rect"/>
                         </pic:spPr>
@@ -2684,7 +2696,7 @@
     <w:r>
       <w:drawing>
         <wp:inline xmlns:a="http://schemas.openxmlformats.org/drawingml/2006/main" xmlns:pic="http://schemas.openxmlformats.org/drawingml/2006/picture">
-          <wp:extent cx="114811" cy="108000"/>
+          <wp:extent cx="114792" cy="108000"/>
           <wp:docPr id="1" name="Picture 1"/>
           <wp:cNvGraphicFramePr>
             <a:graphicFrameLocks noChangeAspect="1"/>
@@ -2697,7 +2709,13 @@
                   <pic:cNvPicPr/>
                 </pic:nvPicPr>
                 <pic:blipFill>
-                  <a:blip r:embed="rId1"/>
+                  <a:blip r:embed="rId1">
+                    <a:extLst>
+                      <a:ext uri="{96DAC541-7B7A-43D3-8B79-37D633B846F1}">
+                        <asvg:svgBlip xmlns:asvg="http://schemas.microsoft.com/office/drawing/2016/SVG/main" r:embed="rId2"/>
+                      </a:ext>
+                    </a:extLst>
+                  </a:blip>
                   <a:stretch>
                     <a:fillRect/>
                   </a:stretch>
@@ -2705,7 +2723,7 @@
                 <pic:spPr>
                   <a:xfrm>
                     <a:off x="0" y="0"/>
-                    <a:ext cx="114811" cy="108000"/>
+                    <a:ext cx="114792" cy="108000"/>
                   </a:xfrm>
                   <a:prstGeom prst="rect"/>
                 </pic:spPr>
